--- a/input/AnschreibenRaw.docx
+++ b/input/AnschreibenRaw.docx
@@ -551,15 +551,23 @@
           <w:sz w:val="24"/>
           <w:szCs w:val="24"/>
         </w:rPr>
-        <w:t xml:space="preserve">Erfahrungen in </w:t>
-      </w:r>
-      <w:r>
-        <w:rPr>
-          <w:rFonts w:asciiTheme="majorHAnsi" w:hAnsiTheme="majorHAnsi" w:cstheme="majorHAnsi"/>
-          <w:sz w:val="24"/>
-          <w:szCs w:val="24"/>
-        </w:rPr>
-        <w:t>Lagerrobotiks Support</w:t>
+        <w:t xml:space="preserve">Erfahrungen </w:t>
+      </w:r>
+      <w:r>
+        <w:rPr>
+          <w:rFonts w:asciiTheme="majorHAnsi" w:hAnsiTheme="majorHAnsi" w:cstheme="majorHAnsi"/>
+          <w:sz w:val="24"/>
+          <w:szCs w:val="24"/>
+        </w:rPr>
+        <w:t>als Performance Ingenieur</w:t>
+      </w:r>
+      <w:r>
+        <w:rPr>
+          <w:rFonts w:asciiTheme="majorHAnsi" w:hAnsiTheme="majorHAnsi" w:cstheme="majorHAnsi"/>
+          <w:sz w:val="24"/>
+          <w:szCs w:val="24"/>
+        </w:rPr>
+        <w:t xml:space="preserve"> und</w:t>
       </w:r>
       <w:r>
         <w:rPr>
@@ -575,15 +583,31 @@
           <w:sz w:val="24"/>
           <w:szCs w:val="24"/>
         </w:rPr>
-        <w:t>als Performance Ingenieur</w:t>
-      </w:r>
-      <w:r>
-        <w:rPr>
-          <w:rFonts w:asciiTheme="majorHAnsi" w:hAnsiTheme="majorHAnsi" w:cstheme="majorHAnsi"/>
-          <w:sz w:val="24"/>
-          <w:szCs w:val="24"/>
-        </w:rPr>
-        <w:t>.</w:t>
+        <w:t xml:space="preserve">5 Jahren </w:t>
+      </w:r>
+      <w:r>
+        <w:rPr>
+          <w:rFonts w:asciiTheme="majorHAnsi" w:hAnsiTheme="majorHAnsi" w:cstheme="majorHAnsi"/>
+          <w:sz w:val="24"/>
+          <w:szCs w:val="24"/>
+        </w:rPr>
+        <w:t xml:space="preserve">Erfahrungen </w:t>
+      </w:r>
+      <w:r>
+        <w:rPr>
+          <w:rFonts w:asciiTheme="majorHAnsi" w:hAnsiTheme="majorHAnsi" w:cstheme="majorHAnsi"/>
+          <w:sz w:val="24"/>
+          <w:szCs w:val="24"/>
+        </w:rPr>
+        <w:t xml:space="preserve">als </w:t>
+      </w:r>
+      <w:r>
+        <w:rPr>
+          <w:rFonts w:asciiTheme="majorHAnsi" w:hAnsiTheme="majorHAnsi" w:cstheme="majorHAnsi"/>
+          <w:sz w:val="24"/>
+          <w:szCs w:val="24"/>
+        </w:rPr>
+        <w:t>System</w:t>
       </w:r>
       <w:r>
         <w:rPr>
@@ -599,7 +623,23 @@
           <w:sz w:val="24"/>
           <w:szCs w:val="24"/>
         </w:rPr>
-        <w:t>Ich habe</w:t>
+        <w:t>Engineer</w:t>
+      </w:r>
+      <w:r>
+        <w:rPr>
+          <w:rFonts w:asciiTheme="majorHAnsi" w:hAnsiTheme="majorHAnsi" w:cstheme="majorHAnsi"/>
+          <w:sz w:val="24"/>
+          <w:szCs w:val="24"/>
+        </w:rPr>
+        <w:t xml:space="preserve">. Ich habe sehr gute </w:t>
+      </w:r>
+      <w:r>
+        <w:rPr>
+          <w:rFonts w:asciiTheme="majorHAnsi" w:hAnsiTheme="majorHAnsi" w:cstheme="majorHAnsi"/>
+          <w:sz w:val="24"/>
+          <w:szCs w:val="24"/>
+        </w:rPr>
+        <w:t>Erfahrungen</w:t>
       </w:r>
       <w:r>
         <w:rPr>
@@ -615,31 +655,23 @@
           <w:sz w:val="24"/>
           <w:szCs w:val="24"/>
         </w:rPr>
-        <w:t xml:space="preserve">5 Jahren </w:t>
-      </w:r>
-      <w:r>
-        <w:rPr>
-          <w:rFonts w:asciiTheme="majorHAnsi" w:hAnsiTheme="majorHAnsi" w:cstheme="majorHAnsi"/>
-          <w:sz w:val="24"/>
-          <w:szCs w:val="24"/>
-        </w:rPr>
-        <w:t xml:space="preserve">Erfahrungen </w:t>
-      </w:r>
-      <w:r>
-        <w:rPr>
-          <w:rFonts w:asciiTheme="majorHAnsi" w:hAnsiTheme="majorHAnsi" w:cstheme="majorHAnsi"/>
-          <w:sz w:val="24"/>
-          <w:szCs w:val="24"/>
-        </w:rPr>
-        <w:t xml:space="preserve">als </w:t>
-      </w:r>
-      <w:r>
-        <w:rPr>
-          <w:rFonts w:asciiTheme="majorHAnsi" w:hAnsiTheme="majorHAnsi" w:cstheme="majorHAnsi"/>
-          <w:sz w:val="24"/>
-          <w:szCs w:val="24"/>
-        </w:rPr>
-        <w:t>System</w:t>
+        <w:t xml:space="preserve">in C, C++, </w:t>
+      </w:r>
+      <w:r>
+        <w:rPr>
+          <w:rFonts w:asciiTheme="majorHAnsi" w:hAnsiTheme="majorHAnsi" w:cstheme="majorHAnsi"/>
+          <w:sz w:val="24"/>
+          <w:szCs w:val="24"/>
+        </w:rPr>
+        <w:t xml:space="preserve">CI/CD, Azure, AWS, </w:t>
+      </w:r>
+      <w:r>
+        <w:rPr>
+          <w:rFonts w:asciiTheme="majorHAnsi" w:hAnsiTheme="majorHAnsi" w:cstheme="majorHAnsi"/>
+          <w:sz w:val="24"/>
+          <w:szCs w:val="24"/>
+        </w:rPr>
+        <w:t>Python, Matlab,</w:t>
       </w:r>
       <w:r>
         <w:rPr>
@@ -655,86 +687,6 @@
           <w:sz w:val="24"/>
           <w:szCs w:val="24"/>
         </w:rPr>
-        <w:t>Engineer</w:t>
-      </w:r>
-      <w:r>
-        <w:rPr>
-          <w:rFonts w:asciiTheme="majorHAnsi" w:hAnsiTheme="majorHAnsi" w:cstheme="majorHAnsi"/>
-          <w:sz w:val="24"/>
-          <w:szCs w:val="24"/>
-        </w:rPr>
-        <w:t xml:space="preserve"> </w:t>
-      </w:r>
-      <w:r>
-        <w:rPr>
-          <w:rFonts w:asciiTheme="majorHAnsi" w:hAnsiTheme="majorHAnsi" w:cstheme="majorHAnsi"/>
-          <w:sz w:val="24"/>
-          <w:szCs w:val="24"/>
-        </w:rPr>
-        <w:t xml:space="preserve">in </w:t>
-      </w:r>
-      <w:r>
-        <w:rPr>
-          <w:rFonts w:asciiTheme="majorHAnsi" w:hAnsiTheme="majorHAnsi" w:cstheme="majorHAnsi"/>
-          <w:sz w:val="24"/>
-          <w:szCs w:val="24"/>
-        </w:rPr>
-        <w:t>Operation team</w:t>
-      </w:r>
-      <w:r>
-        <w:rPr>
-          <w:rFonts w:asciiTheme="majorHAnsi" w:hAnsiTheme="majorHAnsi" w:cstheme="majorHAnsi"/>
-          <w:sz w:val="24"/>
-          <w:szCs w:val="24"/>
-        </w:rPr>
-        <w:t xml:space="preserve"> </w:t>
-      </w:r>
-      <w:r>
-        <w:rPr>
-          <w:rFonts w:asciiTheme="majorHAnsi" w:hAnsiTheme="majorHAnsi" w:cstheme="majorHAnsi"/>
-          <w:sz w:val="24"/>
-          <w:szCs w:val="24"/>
-        </w:rPr>
-        <w:t xml:space="preserve">bei Tata Consultancy Services Ltd. Ich habe sehr gute </w:t>
-      </w:r>
-      <w:r>
-        <w:rPr>
-          <w:rFonts w:asciiTheme="majorHAnsi" w:hAnsiTheme="majorHAnsi" w:cstheme="majorHAnsi"/>
-          <w:sz w:val="24"/>
-          <w:szCs w:val="24"/>
-        </w:rPr>
-        <w:t>Erfahrungen</w:t>
-      </w:r>
-      <w:r>
-        <w:rPr>
-          <w:rFonts w:asciiTheme="majorHAnsi" w:hAnsiTheme="majorHAnsi" w:cstheme="majorHAnsi"/>
-          <w:sz w:val="24"/>
-          <w:szCs w:val="24"/>
-        </w:rPr>
-        <w:t xml:space="preserve"> </w:t>
-      </w:r>
-      <w:r>
-        <w:rPr>
-          <w:rFonts w:asciiTheme="majorHAnsi" w:hAnsiTheme="majorHAnsi" w:cstheme="majorHAnsi"/>
-          <w:sz w:val="24"/>
-          <w:szCs w:val="24"/>
-        </w:rPr>
-        <w:t>in C, C++, Python, Matlab,</w:t>
-      </w:r>
-      <w:r>
-        <w:rPr>
-          <w:rFonts w:asciiTheme="majorHAnsi" w:hAnsiTheme="majorHAnsi" w:cstheme="majorHAnsi"/>
-          <w:sz w:val="24"/>
-          <w:szCs w:val="24"/>
-        </w:rPr>
-        <w:t xml:space="preserve"> </w:t>
-      </w:r>
-      <w:r>
-        <w:rPr>
-          <w:rFonts w:asciiTheme="majorHAnsi" w:hAnsiTheme="majorHAnsi" w:cstheme="majorHAnsi"/>
-          <w:sz w:val="24"/>
-          <w:szCs w:val="24"/>
-        </w:rPr>
         <w:t>Pos</w:t>
       </w:r>
       <w:r>
@@ -752,86 +704,6 @@
           <w:szCs w:val="24"/>
         </w:rPr>
         <w:t>greSQL, DB2,</w:t>
-      </w:r>
-      <w:r>
-        <w:rPr>
-          <w:rFonts w:asciiTheme="majorHAnsi" w:hAnsiTheme="majorHAnsi" w:cstheme="majorHAnsi"/>
-          <w:sz w:val="24"/>
-          <w:szCs w:val="24"/>
-        </w:rPr>
-        <w:t xml:space="preserve"> </w:t>
-      </w:r>
-      <w:r>
-        <w:rPr>
-          <w:rFonts w:asciiTheme="majorHAnsi" w:hAnsiTheme="majorHAnsi" w:cstheme="majorHAnsi"/>
-          <w:sz w:val="24"/>
-          <w:szCs w:val="24"/>
-        </w:rPr>
-        <w:t>My</w:t>
-      </w:r>
-      <w:r>
-        <w:rPr>
-          <w:rFonts w:asciiTheme="majorHAnsi" w:hAnsiTheme="majorHAnsi" w:cstheme="majorHAnsi"/>
-          <w:sz w:val="24"/>
-          <w:szCs w:val="24"/>
-        </w:rPr>
-        <w:t>SQL</w:t>
-      </w:r>
-      <w:r>
-        <w:rPr>
-          <w:rFonts w:asciiTheme="majorHAnsi" w:hAnsiTheme="majorHAnsi" w:cstheme="majorHAnsi"/>
-          <w:sz w:val="24"/>
-          <w:szCs w:val="24"/>
-        </w:rPr>
-        <w:t>,</w:t>
-      </w:r>
-      <w:r>
-        <w:rPr>
-          <w:rFonts w:asciiTheme="majorHAnsi" w:hAnsiTheme="majorHAnsi" w:cstheme="majorHAnsi"/>
-          <w:sz w:val="24"/>
-          <w:szCs w:val="24"/>
-        </w:rPr>
-        <w:t xml:space="preserve"> PL/SQL, </w:t>
-      </w:r>
-      <w:r>
-        <w:rPr>
-          <w:rFonts w:asciiTheme="majorHAnsi" w:hAnsiTheme="majorHAnsi" w:cstheme="majorHAnsi"/>
-          <w:sz w:val="24"/>
-          <w:szCs w:val="24"/>
-        </w:rPr>
-        <w:t xml:space="preserve">MS SQL, </w:t>
-      </w:r>
-      <w:r>
-        <w:rPr>
-          <w:rFonts w:asciiTheme="majorHAnsi" w:hAnsiTheme="majorHAnsi" w:cstheme="majorHAnsi"/>
-          <w:sz w:val="24"/>
-          <w:szCs w:val="24"/>
-        </w:rPr>
-        <w:t>S</w:t>
-      </w:r>
-      <w:r>
-        <w:rPr>
-          <w:rFonts w:asciiTheme="majorHAnsi" w:hAnsiTheme="majorHAnsi" w:cstheme="majorHAnsi"/>
-          <w:sz w:val="24"/>
-          <w:szCs w:val="24"/>
-        </w:rPr>
-        <w:t>cript</w:t>
-      </w:r>
-      <w:r>
-        <w:rPr>
-          <w:rFonts w:asciiTheme="majorHAnsi" w:hAnsiTheme="majorHAnsi" w:cstheme="majorHAnsi"/>
-          <w:sz w:val="24"/>
-          <w:szCs w:val="24"/>
-        </w:rPr>
-        <w:t xml:space="preserve"> sprachen</w:t>
-      </w:r>
-      <w:r>
-        <w:rPr>
-          <w:rFonts w:asciiTheme="majorHAnsi" w:hAnsiTheme="majorHAnsi" w:cstheme="majorHAnsi"/>
-          <w:sz w:val="24"/>
-          <w:szCs w:val="24"/>
-        </w:rPr>
-        <w:t>,</w:t>
       </w:r>
       <w:r>
         <w:rPr>
@@ -914,7 +786,7 @@
           <w:sz w:val="24"/>
           <w:szCs w:val="24"/>
         </w:rPr>
-        <w:t xml:space="preserve">Bicep, Azure ARM, Jenkins, Jira, JSON, YAML, IaC, </w:t>
+        <w:t xml:space="preserve">Bicep, JSON, YAML, IaC, </w:t>
       </w:r>
       <w:r>
         <w:rPr>
@@ -970,15 +842,15 @@
           <w:sz w:val="24"/>
           <w:szCs w:val="24"/>
         </w:rPr>
-        <w:t xml:space="preserve"> Node-RED</w:t>
-      </w:r>
-      <w:r>
-        <w:rPr>
-          <w:rFonts w:asciiTheme="majorHAnsi" w:hAnsiTheme="majorHAnsi" w:cstheme="majorHAnsi"/>
-          <w:sz w:val="24"/>
-          <w:szCs w:val="24"/>
-        </w:rPr>
-        <w:t xml:space="preserve">, JavaScript, Splunk, Dynatrace, </w:t>
+        <w:t xml:space="preserve"> </w:t>
+      </w:r>
+      <w:r>
+        <w:rPr>
+          <w:rFonts w:asciiTheme="majorHAnsi" w:hAnsiTheme="majorHAnsi" w:cstheme="majorHAnsi"/>
+          <w:sz w:val="24"/>
+          <w:szCs w:val="24"/>
+        </w:rPr>
+        <w:t xml:space="preserve">JavaScript, </w:t>
       </w:r>
       <w:r>
         <w:rPr>
@@ -994,31 +866,23 @@
           <w:sz w:val="24"/>
           <w:szCs w:val="24"/>
         </w:rPr>
-        <w:t xml:space="preserve">, Big Data, Hadoop </w:t>
-      </w:r>
-      <w:r>
-        <w:rPr>
-          <w:rFonts w:asciiTheme="majorHAnsi" w:hAnsiTheme="majorHAnsi" w:cstheme="majorHAnsi"/>
-          <w:sz w:val="24"/>
-          <w:szCs w:val="24"/>
-        </w:rPr>
-        <w:t>und</w:t>
-      </w:r>
-      <w:r>
-        <w:rPr>
-          <w:rFonts w:asciiTheme="majorHAnsi" w:hAnsiTheme="majorHAnsi" w:cstheme="majorHAnsi"/>
-          <w:sz w:val="24"/>
-          <w:szCs w:val="24"/>
-        </w:rPr>
-        <w:t xml:space="preserve"> Prometheus</w:t>
-      </w:r>
-      <w:r>
-        <w:rPr>
-          <w:rFonts w:asciiTheme="majorHAnsi" w:hAnsiTheme="majorHAnsi" w:cstheme="majorHAnsi"/>
-          <w:sz w:val="24"/>
-          <w:szCs w:val="24"/>
-        </w:rPr>
-        <w:t xml:space="preserve">. </w:t>
+        <w:t>, Ansible, Terraform</w:t>
+      </w:r>
+      <w:r>
+        <w:rPr>
+          <w:rFonts w:asciiTheme="majorHAnsi" w:hAnsiTheme="majorHAnsi" w:cstheme="majorHAnsi"/>
+          <w:sz w:val="24"/>
+          <w:szCs w:val="24"/>
+        </w:rPr>
+        <w:t>.</w:t>
+      </w:r>
+      <w:r>
+        <w:rPr>
+          <w:rFonts w:asciiTheme="majorHAnsi" w:hAnsiTheme="majorHAnsi" w:cstheme="majorHAnsi"/>
+          <w:sz w:val="24"/>
+          <w:szCs w:val="24"/>
+        </w:rPr>
+        <w:t xml:space="preserve"> </w:t>
       </w:r>
     </w:p>
     <w:p>
@@ -1041,47 +905,52 @@
           <w:sz w:val="24"/>
           <w:szCs w:val="24"/>
         </w:rPr>
-        <w:t>Aufgrund meiner Erfahrung als Systemingenieur im Operation team habe ich praktische Erfahrungen mit den entsprechenden Tools gesammelt. Außerdem arbeite ich kontinuierlich daran, die DevOps-Prinzipien umzusetzen.</w:t>
-      </w:r>
-      <w:r>
-        <w:rPr>
-          <w:rFonts w:asciiTheme="majorHAnsi" w:hAnsiTheme="majorHAnsi" w:cstheme="majorHAnsi"/>
-          <w:sz w:val="24"/>
-          <w:szCs w:val="24"/>
-        </w:rPr>
-        <w:t xml:space="preserve"> Ich freue mich sehr darauf, meine Karriere bei</w:t>
-      </w:r>
-      <w:r>
-        <w:rPr>
-          <w:rFonts w:asciiTheme="majorHAnsi" w:hAnsiTheme="majorHAnsi" w:cstheme="majorHAnsi"/>
-          <w:sz w:val="24"/>
-          <w:szCs w:val="24"/>
-        </w:rPr>
-        <w:t xml:space="preserve"> </w:t>
-      </w:r>
-      <w:r>
-        <w:rPr>
-          <w:rFonts w:asciiTheme="majorHAnsi" w:hAnsiTheme="majorHAnsi" w:cstheme="majorHAnsi"/>
-          <w:sz w:val="24"/>
-          <w:szCs w:val="24"/>
-        </w:rPr>
-        <w:t xml:space="preserve">Company_name </w:t>
-      </w:r>
-      <w:r>
-        <w:rPr>
-          <w:rFonts w:asciiTheme="majorHAnsi" w:hAnsiTheme="majorHAnsi" w:cstheme="majorHAnsi"/>
-          <w:sz w:val="24"/>
-          <w:szCs w:val="24"/>
-        </w:rPr>
-        <w:t>zu beginnen</w:t>
-      </w:r>
-      <w:r>
-        <w:rPr>
-          <w:rFonts w:asciiTheme="majorHAnsi" w:hAnsiTheme="majorHAnsi" w:cstheme="majorHAnsi"/>
-          <w:sz w:val="24"/>
-          <w:szCs w:val="24"/>
-        </w:rPr>
-        <w:t>.</w:t>
+        <w:t>Ich verfolge mit hoher Motivation das Ziel, meine berufliche Laufbahn im DevOps</w:t>
+      </w:r>
+      <w:r>
+        <w:rPr>
+          <w:rFonts w:asciiTheme="majorHAnsi" w:hAnsiTheme="majorHAnsi" w:cstheme="majorHAnsi"/>
+          <w:sz w:val="24"/>
+          <w:szCs w:val="24"/>
+        </w:rPr>
+        <w:noBreakHyphen/>
+        <w:t xml:space="preserve">Bereich auszubauen. Die Zertifizierungen </w:t>
+      </w:r>
+      <w:r>
+        <w:rPr>
+          <w:rFonts w:asciiTheme="majorHAnsi" w:hAnsiTheme="majorHAnsi" w:cstheme="majorHAnsi"/>
+          <w:b/>
+          <w:bCs/>
+          <w:sz w:val="24"/>
+          <w:szCs w:val="24"/>
+        </w:rPr>
+        <w:t>DevOps Engineer Expert</w:t>
+      </w:r>
+      <w:r>
+        <w:rPr>
+          <w:rFonts w:asciiTheme="majorHAnsi" w:hAnsiTheme="majorHAnsi" w:cstheme="majorHAnsi"/>
+          <w:sz w:val="24"/>
+          <w:szCs w:val="24"/>
+        </w:rPr>
+        <w:t xml:space="preserve"> und </w:t>
+      </w:r>
+      <w:r>
+        <w:rPr>
+          <w:rFonts w:asciiTheme="majorHAnsi" w:hAnsiTheme="majorHAnsi" w:cstheme="majorHAnsi"/>
+          <w:b/>
+          <w:bCs/>
+          <w:sz w:val="24"/>
+          <w:szCs w:val="24"/>
+        </w:rPr>
+        <w:t>Azure Administrator Associate</w:t>
+      </w:r>
+      <w:r>
+        <w:rPr>
+          <w:rFonts w:asciiTheme="majorHAnsi" w:hAnsiTheme="majorHAnsi" w:cstheme="majorHAnsi"/>
+          <w:sz w:val="24"/>
+          <w:szCs w:val="24"/>
+        </w:rPr>
+        <w:t xml:space="preserve"> bestätigen meine fundierten Kenntnisse und mein Engagement.</w:t>
       </w:r>
     </w:p>
     <w:p>
@@ -1104,127 +973,7 @@
           <w:sz w:val="24"/>
           <w:szCs w:val="24"/>
         </w:rPr>
-        <w:t>A</w:t>
-      </w:r>
-      <w:r>
-        <w:rPr>
-          <w:rFonts w:asciiTheme="majorHAnsi" w:hAnsiTheme="majorHAnsi" w:cstheme="majorHAnsi"/>
-          <w:sz w:val="24"/>
-          <w:szCs w:val="24"/>
-        </w:rPr>
-        <w:t xml:space="preserve">ls </w:t>
-      </w:r>
-      <w:r>
-        <w:rPr>
-          <w:rFonts w:asciiTheme="majorHAnsi" w:hAnsiTheme="majorHAnsi" w:cstheme="majorHAnsi"/>
-          <w:sz w:val="24"/>
-          <w:szCs w:val="24"/>
-        </w:rPr>
-        <w:t xml:space="preserve">Performance </w:t>
-      </w:r>
-      <w:r>
-        <w:rPr>
-          <w:rFonts w:asciiTheme="majorHAnsi" w:hAnsiTheme="majorHAnsi" w:cstheme="majorHAnsi"/>
-          <w:sz w:val="24"/>
-          <w:szCs w:val="24"/>
-        </w:rPr>
-        <w:t xml:space="preserve">ingenieur </w:t>
-      </w:r>
-      <w:r>
-        <w:rPr>
-          <w:rFonts w:asciiTheme="majorHAnsi" w:hAnsiTheme="majorHAnsi" w:cstheme="majorHAnsi"/>
-          <w:sz w:val="24"/>
-          <w:szCs w:val="24"/>
-        </w:rPr>
-        <w:t xml:space="preserve">habe </w:t>
-      </w:r>
-      <w:r>
-        <w:rPr>
-          <w:rFonts w:asciiTheme="majorHAnsi" w:hAnsiTheme="majorHAnsi" w:cstheme="majorHAnsi"/>
-          <w:sz w:val="24"/>
-          <w:szCs w:val="24"/>
-        </w:rPr>
-        <w:t xml:space="preserve">ich </w:t>
-      </w:r>
-      <w:r>
-        <w:rPr>
-          <w:rFonts w:asciiTheme="majorHAnsi" w:hAnsiTheme="majorHAnsi" w:cstheme="majorHAnsi"/>
-          <w:sz w:val="24"/>
-          <w:szCs w:val="24"/>
-        </w:rPr>
-        <w:t>Erfahrung in der Fehlersuche und Ursachenanalyse von Fehlern in Lagersystemen</w:t>
-      </w:r>
-      <w:r>
-        <w:rPr>
-          <w:rFonts w:asciiTheme="majorHAnsi" w:hAnsiTheme="majorHAnsi" w:cstheme="majorHAnsi"/>
-          <w:sz w:val="24"/>
-          <w:szCs w:val="24"/>
-        </w:rPr>
-        <w:t xml:space="preserve">. Ich habe </w:t>
-      </w:r>
-      <w:r>
-        <w:rPr>
-          <w:rFonts w:asciiTheme="majorHAnsi" w:hAnsiTheme="majorHAnsi" w:cstheme="majorHAnsi"/>
-          <w:sz w:val="24"/>
-          <w:szCs w:val="24"/>
-        </w:rPr>
-        <w:t>an</w:t>
-      </w:r>
-      <w:r>
-        <w:rPr>
-          <w:rFonts w:asciiTheme="majorHAnsi" w:hAnsiTheme="majorHAnsi" w:cstheme="majorHAnsi"/>
-          <w:sz w:val="24"/>
-          <w:szCs w:val="24"/>
-        </w:rPr>
-        <w:t xml:space="preserve"> Postgresql, </w:t>
-      </w:r>
-      <w:r>
-        <w:rPr>
-          <w:rFonts w:asciiTheme="majorHAnsi" w:hAnsiTheme="majorHAnsi" w:cstheme="majorHAnsi"/>
-          <w:sz w:val="24"/>
-          <w:szCs w:val="24"/>
-        </w:rPr>
-        <w:t>Power shell</w:t>
-      </w:r>
-      <w:r>
-        <w:rPr>
-          <w:rFonts w:asciiTheme="majorHAnsi" w:hAnsiTheme="majorHAnsi" w:cstheme="majorHAnsi"/>
-          <w:sz w:val="24"/>
-          <w:szCs w:val="24"/>
-        </w:rPr>
-        <w:t>, Nodered</w:t>
-      </w:r>
-      <w:r>
-        <w:rPr>
-          <w:rFonts w:asciiTheme="majorHAnsi" w:hAnsiTheme="majorHAnsi" w:cstheme="majorHAnsi"/>
-          <w:sz w:val="24"/>
-          <w:szCs w:val="24"/>
-        </w:rPr>
-        <w:t xml:space="preserve">, ServiceNow, Grafana, Kibana, </w:t>
-      </w:r>
-      <w:r>
-        <w:rPr>
-          <w:rFonts w:asciiTheme="majorHAnsi" w:hAnsiTheme="majorHAnsi" w:cstheme="majorHAnsi"/>
-          <w:sz w:val="24"/>
-          <w:szCs w:val="24"/>
-        </w:rPr>
-        <w:t xml:space="preserve">Azure, </w:t>
-      </w:r>
-      <w:r>
-        <w:rPr>
-          <w:rFonts w:asciiTheme="majorHAnsi" w:hAnsiTheme="majorHAnsi" w:cstheme="majorHAnsi"/>
-          <w:sz w:val="24"/>
-          <w:szCs w:val="24"/>
-        </w:rPr>
-        <w:t>Gitlab, Docker</w:t>
-      </w:r>
-      <w:r>
-        <w:rPr>
-          <w:rFonts w:asciiTheme="majorHAnsi" w:hAnsiTheme="majorHAnsi" w:cstheme="majorHAnsi"/>
-          <w:sz w:val="24"/>
-          <w:szCs w:val="24"/>
-        </w:rPr>
-        <w:t xml:space="preserve"> und APIs gearbeitet.</w:t>
+        <w:t>Aufgrund meiner beruflichen Erfahrung und meines fundierten Fachwissens betrachte ich mich als hervorragend geeigneten Kandidaten für die ausgeschriebene Position</w:t>
       </w:r>
       <w:r>
         <w:rPr>
@@ -1240,55 +989,7 @@
           <w:sz w:val="24"/>
           <w:szCs w:val="24"/>
         </w:rPr>
-        <w:t xml:space="preserve">Ich habe Erfahrung im Schreiben von Testfällen für Software-Patches, Korrekturen, neue Versionen und Sicherung der Datenbank für den Deployment. Ich bin verantwortlich für das Testen der neuen Version auf dem Vorproduktionsserver vor dem Deployment und den Deployment auf dem Produktionsserver. </w:t>
-      </w:r>
-      <w:r>
-        <w:rPr>
-          <w:rFonts w:asciiTheme="majorHAnsi" w:hAnsiTheme="majorHAnsi" w:cstheme="majorHAnsi"/>
-          <w:sz w:val="24"/>
-          <w:szCs w:val="24"/>
-        </w:rPr>
-        <w:t>Ich habe mein Masterstudium in eingebettetes Systems an der TU Chemnitz abgeschlossen. Ich habe meine Abschlussarbeit bei Robert Bosch GmbH gemacht. Das Thema ist „Erkennung und Behandlung von Mehrwegeausbreitung bei der Radarobjektverfolgung”. Früher habe ich als Praktikant bei Robert Bosch GmbH gearbeitet. Ich habe einen Algorithmus zur Identifizierung von G</w:t>
-      </w:r>
-      <w:r>
-        <w:rPr>
-          <w:rFonts w:asciiTheme="majorHAnsi" w:hAnsiTheme="majorHAnsi" w:cstheme="majorHAnsi"/>
-          <w:sz w:val="24"/>
-          <w:szCs w:val="24"/>
-        </w:rPr>
-        <w:t>host</w:t>
-      </w:r>
-      <w:r>
-        <w:rPr>
-          <w:rFonts w:asciiTheme="majorHAnsi" w:hAnsiTheme="majorHAnsi" w:cstheme="majorHAnsi"/>
-          <w:sz w:val="24"/>
-          <w:szCs w:val="24"/>
-        </w:rPr>
-        <w:t xml:space="preserve">objekten und ihrer entsprechenden reflektierenden Oberfläche und des realen Objekts </w:t>
-      </w:r>
-      <w:r>
-        <w:rPr>
-          <w:rFonts w:asciiTheme="majorHAnsi" w:hAnsiTheme="majorHAnsi" w:cstheme="majorHAnsi"/>
-          <w:sz w:val="24"/>
-          <w:szCs w:val="24"/>
-        </w:rPr>
-        <w:t xml:space="preserve">in MATLAB </w:t>
-      </w:r>
-      <w:r>
-        <w:rPr>
-          <w:rFonts w:asciiTheme="majorHAnsi" w:hAnsiTheme="majorHAnsi" w:cstheme="majorHAnsi"/>
-          <w:sz w:val="24"/>
-          <w:szCs w:val="24"/>
-        </w:rPr>
-        <w:t xml:space="preserve">entwickelt. </w:t>
-      </w:r>
-      <w:r>
-        <w:rPr>
-          <w:rFonts w:asciiTheme="majorHAnsi" w:hAnsiTheme="majorHAnsi" w:cstheme="majorHAnsi"/>
-          <w:sz w:val="24"/>
-          <w:szCs w:val="24"/>
-        </w:rPr>
-        <w:t>Die Zuverlässigkeit des Modells wird durch die Schätzung der Wahrscheinlichkeit mit probabilistischen Schätzungsmethoden erreicht.</w:t>
+        <w:t>in Ihrem Unternehmen.</w:t>
       </w:r>
     </w:p>
     <w:p>
@@ -1311,55 +1012,151 @@
           <w:sz w:val="24"/>
           <w:szCs w:val="24"/>
         </w:rPr>
-        <w:t xml:space="preserve">Während meiner fünfjährigen Erfahrung bei Tata Consultancy Services habe ich gute Kenntnisse in </w:t>
-      </w:r>
-      <w:r>
-        <w:rPr>
-          <w:rFonts w:asciiTheme="majorHAnsi" w:hAnsiTheme="majorHAnsi" w:cstheme="majorHAnsi"/>
-          <w:sz w:val="24"/>
-          <w:szCs w:val="24"/>
-        </w:rPr>
-        <w:t>Support</w:t>
-      </w:r>
-      <w:r>
-        <w:rPr>
-          <w:rFonts w:asciiTheme="majorHAnsi" w:hAnsiTheme="majorHAnsi" w:cstheme="majorHAnsi"/>
-          <w:sz w:val="24"/>
-          <w:szCs w:val="24"/>
-        </w:rPr>
-        <w:t xml:space="preserve"> Operation </w:t>
-      </w:r>
-      <w:r>
-        <w:rPr>
-          <w:rFonts w:asciiTheme="majorHAnsi" w:hAnsiTheme="majorHAnsi" w:cstheme="majorHAnsi"/>
-          <w:sz w:val="24"/>
-          <w:szCs w:val="24"/>
-        </w:rPr>
-        <w:t xml:space="preserve">Tools </w:t>
-      </w:r>
-      <w:r>
-        <w:rPr>
-          <w:rFonts w:asciiTheme="majorHAnsi" w:hAnsiTheme="majorHAnsi" w:cstheme="majorHAnsi"/>
-          <w:sz w:val="24"/>
-          <w:szCs w:val="24"/>
-        </w:rPr>
-        <w:t xml:space="preserve">wie </w:t>
-      </w:r>
-      <w:r>
-        <w:rPr>
-          <w:rFonts w:asciiTheme="majorHAnsi" w:hAnsiTheme="majorHAnsi" w:cstheme="majorHAnsi"/>
-          <w:sz w:val="24"/>
-          <w:szCs w:val="24"/>
-        </w:rPr>
-        <w:t xml:space="preserve">Jira, </w:t>
-      </w:r>
-      <w:r>
-        <w:rPr>
-          <w:rFonts w:asciiTheme="majorHAnsi" w:hAnsiTheme="majorHAnsi" w:cstheme="majorHAnsi"/>
-          <w:sz w:val="24"/>
-          <w:szCs w:val="24"/>
-        </w:rPr>
-        <w:t>ServiceNow, Splunk, Dynatrace, Prometheus, IBM Websphere MQ and MB, Putty, Winscp, IBM DB2</w:t>
+        <w:t>A</w:t>
+      </w:r>
+      <w:r>
+        <w:rPr>
+          <w:rFonts w:asciiTheme="majorHAnsi" w:hAnsiTheme="majorHAnsi" w:cstheme="majorHAnsi"/>
+          <w:sz w:val="24"/>
+          <w:szCs w:val="24"/>
+        </w:rPr>
+        <w:t xml:space="preserve">ls </w:t>
+      </w:r>
+      <w:r>
+        <w:rPr>
+          <w:rFonts w:asciiTheme="majorHAnsi" w:hAnsiTheme="majorHAnsi" w:cstheme="majorHAnsi"/>
+          <w:sz w:val="24"/>
+          <w:szCs w:val="24"/>
+        </w:rPr>
+        <w:t xml:space="preserve">Performance </w:t>
+      </w:r>
+      <w:r>
+        <w:rPr>
+          <w:rFonts w:asciiTheme="majorHAnsi" w:hAnsiTheme="majorHAnsi" w:cstheme="majorHAnsi"/>
+          <w:sz w:val="24"/>
+          <w:szCs w:val="24"/>
+        </w:rPr>
+        <w:t xml:space="preserve">ingenieur </w:t>
+      </w:r>
+      <w:r>
+        <w:rPr>
+          <w:rFonts w:asciiTheme="majorHAnsi" w:hAnsiTheme="majorHAnsi" w:cstheme="majorHAnsi"/>
+          <w:sz w:val="24"/>
+          <w:szCs w:val="24"/>
+        </w:rPr>
+        <w:t xml:space="preserve">habe </w:t>
+      </w:r>
+      <w:r>
+        <w:rPr>
+          <w:rFonts w:asciiTheme="majorHAnsi" w:hAnsiTheme="majorHAnsi" w:cstheme="majorHAnsi"/>
+          <w:sz w:val="24"/>
+          <w:szCs w:val="24"/>
+        </w:rPr>
+        <w:t xml:space="preserve">ich </w:t>
+      </w:r>
+      <w:r>
+        <w:rPr>
+          <w:rFonts w:asciiTheme="majorHAnsi" w:hAnsiTheme="majorHAnsi" w:cstheme="majorHAnsi"/>
+          <w:sz w:val="24"/>
+          <w:szCs w:val="24"/>
+        </w:rPr>
+        <w:t>Erfahrung in der Fehlersuche und Ursachenanalyse von Fehlern in Lagersystemen</w:t>
+      </w:r>
+      <w:r>
+        <w:rPr>
+          <w:rFonts w:asciiTheme="majorHAnsi" w:hAnsiTheme="majorHAnsi" w:cstheme="majorHAnsi"/>
+          <w:sz w:val="24"/>
+          <w:szCs w:val="24"/>
+        </w:rPr>
+        <w:t xml:space="preserve">. Ich habe </w:t>
+      </w:r>
+      <w:r>
+        <w:rPr>
+          <w:rFonts w:asciiTheme="majorHAnsi" w:hAnsiTheme="majorHAnsi" w:cstheme="majorHAnsi"/>
+          <w:sz w:val="24"/>
+          <w:szCs w:val="24"/>
+        </w:rPr>
+        <w:t>an</w:t>
+      </w:r>
+      <w:r>
+        <w:rPr>
+          <w:rFonts w:asciiTheme="majorHAnsi" w:hAnsiTheme="majorHAnsi" w:cstheme="majorHAnsi"/>
+          <w:sz w:val="24"/>
+          <w:szCs w:val="24"/>
+        </w:rPr>
+        <w:t xml:space="preserve"> Postgresql, </w:t>
+      </w:r>
+      <w:r>
+        <w:rPr>
+          <w:rFonts w:asciiTheme="majorHAnsi" w:hAnsiTheme="majorHAnsi" w:cstheme="majorHAnsi"/>
+          <w:sz w:val="24"/>
+          <w:szCs w:val="24"/>
+        </w:rPr>
+        <w:t xml:space="preserve">Linux, C++, </w:t>
+      </w:r>
+      <w:r>
+        <w:rPr>
+          <w:rFonts w:asciiTheme="majorHAnsi" w:hAnsiTheme="majorHAnsi" w:cstheme="majorHAnsi"/>
+          <w:sz w:val="24"/>
+          <w:szCs w:val="24"/>
+        </w:rPr>
+        <w:t>Power shell</w:t>
+      </w:r>
+      <w:r>
+        <w:rPr>
+          <w:rFonts w:asciiTheme="majorHAnsi" w:hAnsiTheme="majorHAnsi" w:cstheme="majorHAnsi"/>
+          <w:sz w:val="24"/>
+          <w:szCs w:val="24"/>
+        </w:rPr>
+        <w:t xml:space="preserve">, </w:t>
+      </w:r>
+      <w:r>
+        <w:rPr>
+          <w:rFonts w:asciiTheme="majorHAnsi" w:hAnsiTheme="majorHAnsi" w:cstheme="majorHAnsi"/>
+          <w:sz w:val="24"/>
+          <w:szCs w:val="24"/>
+        </w:rPr>
+        <w:t xml:space="preserve">Grafana, </w:t>
+      </w:r>
+      <w:r>
+        <w:rPr>
+          <w:rFonts w:asciiTheme="majorHAnsi" w:hAnsiTheme="majorHAnsi" w:cstheme="majorHAnsi"/>
+          <w:sz w:val="24"/>
+          <w:szCs w:val="24"/>
+        </w:rPr>
+        <w:t xml:space="preserve">Azure, </w:t>
+      </w:r>
+      <w:r>
+        <w:rPr>
+          <w:rFonts w:asciiTheme="majorHAnsi" w:hAnsiTheme="majorHAnsi" w:cstheme="majorHAnsi"/>
+          <w:sz w:val="24"/>
+          <w:szCs w:val="24"/>
+        </w:rPr>
+        <w:t>Gitlab, Docker</w:t>
+      </w:r>
+      <w:r>
+        <w:rPr>
+          <w:rFonts w:asciiTheme="majorHAnsi" w:hAnsiTheme="majorHAnsi" w:cstheme="majorHAnsi"/>
+          <w:sz w:val="24"/>
+          <w:szCs w:val="24"/>
+        </w:rPr>
+        <w:t xml:space="preserve"> und </w:t>
+      </w:r>
+      <w:r>
+        <w:rPr>
+          <w:rFonts w:asciiTheme="majorHAnsi" w:hAnsiTheme="majorHAnsi" w:cstheme="majorHAnsi"/>
+          <w:sz w:val="24"/>
+          <w:szCs w:val="24"/>
+        </w:rPr>
+        <w:t xml:space="preserve">REST </w:t>
+      </w:r>
+      <w:r>
+        <w:rPr>
+          <w:rFonts w:asciiTheme="majorHAnsi" w:hAnsiTheme="majorHAnsi" w:cstheme="majorHAnsi"/>
+          <w:sz w:val="24"/>
+          <w:szCs w:val="24"/>
+        </w:rPr>
+        <w:t>APIs gearbeitet.</w:t>
       </w:r>
       <w:r>
         <w:rPr>
@@ -1375,7 +1172,7 @@
           <w:sz w:val="24"/>
           <w:szCs w:val="24"/>
         </w:rPr>
-        <w:t>erworben.</w:t>
+        <w:t>Ich habe Erfahrung im</w:t>
       </w:r>
       <w:r>
         <w:rPr>
@@ -1391,95 +1188,63 @@
           <w:sz w:val="24"/>
           <w:szCs w:val="24"/>
         </w:rPr>
-        <w:t>Als Systemingenieur habe ich an JavaScript Anwendungen mit MVC-</w:t>
-      </w:r>
-      <w:r>
-        <w:rPr>
-          <w:rFonts w:asciiTheme="majorHAnsi" w:hAnsiTheme="majorHAnsi" w:cstheme="majorHAnsi"/>
-          <w:sz w:val="24"/>
-          <w:szCs w:val="24"/>
-        </w:rPr>
-        <w:t xml:space="preserve"> </w:t>
-      </w:r>
-      <w:r>
-        <w:rPr>
-          <w:rFonts w:asciiTheme="majorHAnsi" w:hAnsiTheme="majorHAnsi" w:cstheme="majorHAnsi"/>
-          <w:sz w:val="24"/>
-          <w:szCs w:val="24"/>
-        </w:rPr>
-        <w:t xml:space="preserve">Architektur, Spring Framework und </w:t>
-      </w:r>
-      <w:r>
-        <w:rPr>
-          <w:rFonts w:asciiTheme="majorHAnsi" w:hAnsiTheme="majorHAnsi" w:cstheme="majorHAnsi"/>
-          <w:sz w:val="24"/>
-          <w:szCs w:val="24"/>
-        </w:rPr>
-        <w:t>Hibernate</w:t>
-      </w:r>
-      <w:r>
-        <w:rPr>
-          <w:rFonts w:asciiTheme="majorHAnsi" w:hAnsiTheme="majorHAnsi" w:cstheme="majorHAnsi"/>
-          <w:sz w:val="24"/>
-          <w:szCs w:val="24"/>
-        </w:rPr>
-        <w:t xml:space="preserve"> gearbeitet.</w:t>
-      </w:r>
-      <w:r>
-        <w:rPr>
-          <w:rFonts w:asciiTheme="majorHAnsi" w:hAnsiTheme="majorHAnsi" w:cstheme="majorHAnsi"/>
-          <w:sz w:val="24"/>
-          <w:szCs w:val="24"/>
-        </w:rPr>
-        <w:t xml:space="preserve"> </w:t>
-      </w:r>
-      <w:r>
-        <w:rPr>
-          <w:rFonts w:asciiTheme="majorHAnsi" w:hAnsiTheme="majorHAnsi" w:cstheme="majorHAnsi"/>
-          <w:sz w:val="24"/>
-          <w:szCs w:val="24"/>
-        </w:rPr>
-        <w:t xml:space="preserve">Meine Aufgabe bestand darin, </w:t>
-      </w:r>
-      <w:r>
-        <w:rPr>
-          <w:rFonts w:asciiTheme="majorHAnsi" w:hAnsiTheme="majorHAnsi" w:cstheme="majorHAnsi"/>
-          <w:sz w:val="24"/>
-          <w:szCs w:val="24"/>
-        </w:rPr>
-        <w:t>Incidents</w:t>
-      </w:r>
-      <w:r>
-        <w:rPr>
-          <w:rFonts w:asciiTheme="majorHAnsi" w:hAnsiTheme="majorHAnsi" w:cstheme="majorHAnsi"/>
-          <w:sz w:val="24"/>
-          <w:szCs w:val="24"/>
-        </w:rPr>
-        <w:t xml:space="preserve"> zu verwalten, die Leistung zu optimieren, manuelle Aufgaben zu automatisieren, Prozesse zu verbessern, </w:t>
-      </w:r>
-      <w:r>
-        <w:rPr>
-          <w:rFonts w:asciiTheme="majorHAnsi" w:hAnsiTheme="majorHAnsi" w:cstheme="majorHAnsi"/>
-          <w:sz w:val="24"/>
-          <w:szCs w:val="24"/>
-        </w:rPr>
-        <w:t>Alerts</w:t>
-      </w:r>
-      <w:r>
-        <w:rPr>
-          <w:rFonts w:asciiTheme="majorHAnsi" w:hAnsiTheme="majorHAnsi" w:cstheme="majorHAnsi"/>
-          <w:sz w:val="24"/>
-          <w:szCs w:val="24"/>
-        </w:rPr>
-        <w:t xml:space="preserve"> zu konfigurieren, Software zu testen, Anwendungen zu überwachen, dem Entwicklungsteam Feedback zu geben und die Infrastruktur zu verwalten</w:t>
-      </w:r>
-      <w:r>
-        <w:rPr>
-          <w:rFonts w:asciiTheme="majorHAnsi" w:hAnsiTheme="majorHAnsi" w:cstheme="majorHAnsi"/>
-          <w:sz w:val="24"/>
-          <w:szCs w:val="24"/>
-        </w:rPr>
-        <w:t>.</w:t>
+        <w:t>Systemoptimierung und Verbesserung der KPIs des Robotiksystems, Fehlerbehebung und Ursachenanalyse, Bereitstellung der neuen Software auf dem Produktionsserver, Erstellung eines Plans zur Performance-Verbesserung, CAPA und Postmortem-Aufgaben nach dem Ausfall, Optimierung der SQL-Abfragen und Überwachung der Performance von Datenbankservern</w:t>
+      </w:r>
+      <w:r>
+        <w:rPr>
+          <w:rFonts w:asciiTheme="majorHAnsi" w:hAnsiTheme="majorHAnsi" w:cstheme="majorHAnsi"/>
+          <w:sz w:val="24"/>
+          <w:szCs w:val="24"/>
+        </w:rPr>
+        <w:t xml:space="preserve">. </w:t>
+      </w:r>
+      <w:r>
+        <w:rPr>
+          <w:rFonts w:asciiTheme="majorHAnsi" w:hAnsiTheme="majorHAnsi" w:cstheme="majorHAnsi"/>
+          <w:sz w:val="24"/>
+          <w:szCs w:val="24"/>
+        </w:rPr>
+        <w:t>Ich habe mein Masterstudium in eingebettetes Systems an der TU Chemnitz abgeschlossen. Ich habe meine Abschlussarbeit bei Robert Bosch GmbH gemacht. Das Thema ist „Erkennung und Behandlung von Mehrwegeausbreitung bei der Radarobjektverfolgung”. Früher habe ich als Praktikant bei Robert Bosch GmbH gearbeitet. Ich habe einen Algorithmus zur Identifizierung von G</w:t>
+      </w:r>
+      <w:r>
+        <w:rPr>
+          <w:rFonts w:asciiTheme="majorHAnsi" w:hAnsiTheme="majorHAnsi" w:cstheme="majorHAnsi"/>
+          <w:sz w:val="24"/>
+          <w:szCs w:val="24"/>
+        </w:rPr>
+        <w:t>host</w:t>
+      </w:r>
+      <w:r>
+        <w:rPr>
+          <w:rFonts w:asciiTheme="majorHAnsi" w:hAnsiTheme="majorHAnsi" w:cstheme="majorHAnsi"/>
+          <w:sz w:val="24"/>
+          <w:szCs w:val="24"/>
+        </w:rPr>
+        <w:t xml:space="preserve">objekten und ihrer entsprechenden reflektierenden Oberfläche und des realen Objekts </w:t>
+      </w:r>
+      <w:r>
+        <w:rPr>
+          <w:rFonts w:asciiTheme="majorHAnsi" w:hAnsiTheme="majorHAnsi" w:cstheme="majorHAnsi"/>
+          <w:sz w:val="24"/>
+          <w:szCs w:val="24"/>
+        </w:rPr>
+        <w:t xml:space="preserve">in MATLAB </w:t>
+      </w:r>
+      <w:r>
+        <w:rPr>
+          <w:rFonts w:asciiTheme="majorHAnsi" w:hAnsiTheme="majorHAnsi" w:cstheme="majorHAnsi"/>
+          <w:sz w:val="24"/>
+          <w:szCs w:val="24"/>
+        </w:rPr>
+        <w:t xml:space="preserve">entwickelt. </w:t>
+      </w:r>
+      <w:r>
+        <w:rPr>
+          <w:rFonts w:asciiTheme="majorHAnsi" w:hAnsiTheme="majorHAnsi" w:cstheme="majorHAnsi"/>
+          <w:sz w:val="24"/>
+          <w:szCs w:val="24"/>
+        </w:rPr>
+        <w:t>Die Zuverlässigkeit des Modells wird durch die Schätzung der Wahrscheinlichkeit mit probabilistischen Schätzungsmethoden erreicht.</w:t>
       </w:r>
     </w:p>
     <w:p>
@@ -1502,7 +1267,63 @@
           <w:sz w:val="24"/>
           <w:szCs w:val="24"/>
         </w:rPr>
-        <w:t>Ich verfüge über gute Organisations- und Projektmanagementfähigkeiten, einschließlich Prioritätensetzung</w:t>
+        <w:t xml:space="preserve">Während meiner </w:t>
+      </w:r>
+      <w:r>
+        <w:rPr>
+          <w:rFonts w:asciiTheme="majorHAnsi" w:hAnsiTheme="majorHAnsi" w:cstheme="majorHAnsi"/>
+          <w:sz w:val="24"/>
+          <w:szCs w:val="24"/>
+        </w:rPr>
+        <w:t>5 Jahre</w:t>
+      </w:r>
+      <w:r>
+        <w:rPr>
+          <w:rFonts w:asciiTheme="majorHAnsi" w:hAnsiTheme="majorHAnsi" w:cstheme="majorHAnsi"/>
+          <w:sz w:val="24"/>
+          <w:szCs w:val="24"/>
+        </w:rPr>
+        <w:t xml:space="preserve"> Erfahrung bei Tata Consultancy Services habe ich gute Kenntnisse in </w:t>
+      </w:r>
+      <w:r>
+        <w:rPr>
+          <w:rFonts w:asciiTheme="majorHAnsi" w:hAnsiTheme="majorHAnsi" w:cstheme="majorHAnsi"/>
+          <w:sz w:val="24"/>
+          <w:szCs w:val="24"/>
+        </w:rPr>
+        <w:t xml:space="preserve">DevOps-Prinzip tools </w:t>
+      </w:r>
+      <w:r>
+        <w:rPr>
+          <w:rFonts w:asciiTheme="majorHAnsi" w:hAnsiTheme="majorHAnsi" w:cstheme="majorHAnsi"/>
+          <w:sz w:val="24"/>
+          <w:szCs w:val="24"/>
+        </w:rPr>
+        <w:t>wie</w:t>
+      </w:r>
+      <w:r>
+        <w:rPr>
+          <w:rFonts w:asciiTheme="majorHAnsi" w:hAnsiTheme="majorHAnsi" w:cstheme="majorHAnsi"/>
+          <w:sz w:val="24"/>
+          <w:szCs w:val="24"/>
+        </w:rPr>
+        <w:t xml:space="preserve"> Jenkins, GitHub, Visual Studio, </w:t>
+      </w:r>
+      <w:r>
+        <w:rPr>
+          <w:rFonts w:asciiTheme="majorHAnsi" w:hAnsiTheme="majorHAnsi" w:cstheme="majorHAnsi"/>
+          <w:sz w:val="24"/>
+          <w:szCs w:val="24"/>
+        </w:rPr>
+        <w:t xml:space="preserve">Jira, </w:t>
+      </w:r>
+      <w:r>
+        <w:rPr>
+          <w:rFonts w:asciiTheme="majorHAnsi" w:hAnsiTheme="majorHAnsi" w:cstheme="majorHAnsi"/>
+          <w:sz w:val="24"/>
+          <w:szCs w:val="24"/>
+        </w:rPr>
+        <w:t>ServiceNow, Splunk, Dynatrace, Prometheus, IBM Websphere MQ and MB, Putty, Winscp, IBM DB2</w:t>
       </w:r>
       <w:r>
         <w:rPr>
@@ -1518,7 +1339,95 @@
           <w:sz w:val="24"/>
           <w:szCs w:val="24"/>
         </w:rPr>
-        <w:t>und Zeitmanagement. Außerdem bin ich ein guter Teamplayer und ein sehr engagierter Mensch, was sich in meinen durchweg guten Leistungen von der High School bis zu meinem Masterstudium zeigt.</w:t>
+        <w:t>erworben.</w:t>
+      </w:r>
+      <w:r>
+        <w:rPr>
+          <w:rFonts w:asciiTheme="majorHAnsi" w:hAnsiTheme="majorHAnsi" w:cstheme="majorHAnsi"/>
+          <w:sz w:val="24"/>
+          <w:szCs w:val="24"/>
+        </w:rPr>
+        <w:t xml:space="preserve"> </w:t>
+      </w:r>
+      <w:r>
+        <w:rPr>
+          <w:rFonts w:asciiTheme="majorHAnsi" w:hAnsiTheme="majorHAnsi" w:cstheme="majorHAnsi"/>
+          <w:sz w:val="24"/>
+          <w:szCs w:val="24"/>
+        </w:rPr>
+        <w:t>Als Systemingenieur habe ich an JavaScript Anwendungen mit MVC-</w:t>
+      </w:r>
+      <w:r>
+        <w:rPr>
+          <w:rFonts w:asciiTheme="majorHAnsi" w:hAnsiTheme="majorHAnsi" w:cstheme="majorHAnsi"/>
+          <w:sz w:val="24"/>
+          <w:szCs w:val="24"/>
+        </w:rPr>
+        <w:t xml:space="preserve"> </w:t>
+      </w:r>
+      <w:r>
+        <w:rPr>
+          <w:rFonts w:asciiTheme="majorHAnsi" w:hAnsiTheme="majorHAnsi" w:cstheme="majorHAnsi"/>
+          <w:sz w:val="24"/>
+          <w:szCs w:val="24"/>
+        </w:rPr>
+        <w:t xml:space="preserve">Architektur, Spring Framework und </w:t>
+      </w:r>
+      <w:r>
+        <w:rPr>
+          <w:rFonts w:asciiTheme="majorHAnsi" w:hAnsiTheme="majorHAnsi" w:cstheme="majorHAnsi"/>
+          <w:sz w:val="24"/>
+          <w:szCs w:val="24"/>
+        </w:rPr>
+        <w:t>Hibernate</w:t>
+      </w:r>
+      <w:r>
+        <w:rPr>
+          <w:rFonts w:asciiTheme="majorHAnsi" w:hAnsiTheme="majorHAnsi" w:cstheme="majorHAnsi"/>
+          <w:sz w:val="24"/>
+          <w:szCs w:val="24"/>
+        </w:rPr>
+        <w:t xml:space="preserve"> gearbeitet.</w:t>
+      </w:r>
+      <w:r>
+        <w:rPr>
+          <w:rFonts w:asciiTheme="majorHAnsi" w:hAnsiTheme="majorHAnsi" w:cstheme="majorHAnsi"/>
+          <w:sz w:val="24"/>
+          <w:szCs w:val="24"/>
+        </w:rPr>
+        <w:t xml:space="preserve"> </w:t>
+      </w:r>
+      <w:r>
+        <w:rPr>
+          <w:rFonts w:asciiTheme="majorHAnsi" w:hAnsiTheme="majorHAnsi" w:cstheme="majorHAnsi"/>
+          <w:sz w:val="24"/>
+          <w:szCs w:val="24"/>
+        </w:rPr>
+        <w:t xml:space="preserve">Meine Aufgabe bestand darin, </w:t>
+      </w:r>
+      <w:r>
+        <w:rPr>
+          <w:rFonts w:asciiTheme="majorHAnsi" w:hAnsiTheme="majorHAnsi" w:cstheme="majorHAnsi"/>
+          <w:sz w:val="24"/>
+          <w:szCs w:val="24"/>
+        </w:rPr>
+        <w:t>v</w:t>
+      </w:r>
+      <w:r>
+        <w:rPr>
+          <w:rFonts w:asciiTheme="majorHAnsi" w:hAnsiTheme="majorHAnsi" w:cstheme="majorHAnsi"/>
+          <w:sz w:val="24"/>
+          <w:szCs w:val="24"/>
+        </w:rPr>
+        <w:t>erwaltung der CI/CD-Pipeline, Code-Reviews</w:t>
+      </w:r>
+      <w:r>
+        <w:rPr>
+          <w:rFonts w:asciiTheme="majorHAnsi" w:hAnsiTheme="majorHAnsi" w:cstheme="majorHAnsi"/>
+          <w:sz w:val="24"/>
+          <w:szCs w:val="24"/>
+        </w:rPr>
+        <w:t>, Testen neu softwaren, Anwendungen überwachung, verwaltung von releases, hotfixes und Infrastruktur.</w:t>
       </w:r>
     </w:p>
     <w:p>
@@ -1541,6 +1450,45 @@
           <w:sz w:val="24"/>
           <w:szCs w:val="24"/>
         </w:rPr>
+        <w:t>Ich verfüge über gute Organisations- und Projektmanagementfähigkeiten, einschließlich Prioritätensetzung</w:t>
+      </w:r>
+      <w:r>
+        <w:rPr>
+          <w:rFonts w:asciiTheme="majorHAnsi" w:hAnsiTheme="majorHAnsi" w:cstheme="majorHAnsi"/>
+          <w:sz w:val="24"/>
+          <w:szCs w:val="24"/>
+        </w:rPr>
+        <w:t xml:space="preserve"> </w:t>
+      </w:r>
+      <w:r>
+        <w:rPr>
+          <w:rFonts w:asciiTheme="majorHAnsi" w:hAnsiTheme="majorHAnsi" w:cstheme="majorHAnsi"/>
+          <w:sz w:val="24"/>
+          <w:szCs w:val="24"/>
+        </w:rPr>
+        <w:t>und Zeitmanagement. Außerdem bin ich ein guter Teamplayer und ein sehr engagierter Mensch, was sich in meinen durchweg guten Leistungen von der High School bis zu meinem Masterstudium zeigt.</w:t>
+      </w:r>
+    </w:p>
+    <w:p>
+      <w:pPr>
+        <w:tabs>
+          <w:tab w:val="left" w:pos="4082"/>
+        </w:tabs>
+        <w:spacing w:line="240" w:lineRule="auto"/>
+        <w:ind w:left="340" w:right="397"/>
+        <w:jc w:val="both"/>
+        <w:rPr>
+          <w:rFonts w:asciiTheme="majorHAnsi" w:hAnsiTheme="majorHAnsi" w:cstheme="majorHAnsi"/>
+          <w:sz w:val="24"/>
+          <w:szCs w:val="24"/>
+        </w:rPr>
+      </w:pPr>
+      <w:r>
+        <w:rPr>
+          <w:rFonts w:asciiTheme="majorHAnsi" w:hAnsiTheme="majorHAnsi" w:cstheme="majorHAnsi"/>
+          <w:sz w:val="24"/>
+          <w:szCs w:val="24"/>
+        </w:rPr>
         <w:t xml:space="preserve">Ich </w:t>
       </w:r>
       <w:r>
@@ -1549,15 +1497,15 @@
           <w:sz w:val="24"/>
           <w:szCs w:val="24"/>
         </w:rPr>
-        <w:t>habe</w:t>
-      </w:r>
-      <w:r>
-        <w:rPr>
-          <w:rFonts w:asciiTheme="majorHAnsi" w:hAnsiTheme="majorHAnsi" w:cstheme="majorHAnsi"/>
-          <w:sz w:val="24"/>
-          <w:szCs w:val="24"/>
-        </w:rPr>
-        <w:t xml:space="preserve"> derzeit eine berufliche Pause bis </w:t>
+        <w:t>war in</w:t>
+      </w:r>
+      <w:r>
+        <w:rPr>
+          <w:rFonts w:asciiTheme="majorHAnsi" w:hAnsiTheme="majorHAnsi" w:cstheme="majorHAnsi"/>
+          <w:sz w:val="24"/>
+          <w:szCs w:val="24"/>
+        </w:rPr>
+        <w:t xml:space="preserve"> eine berufliche Pause bis </w:t>
       </w:r>
       <w:r>
         <w:rPr>
@@ -1605,15 +1553,47 @@
           <w:sz w:val="24"/>
           <w:szCs w:val="24"/>
         </w:rPr>
-        <w:t xml:space="preserve">Jetzt mache ich Weiterbildungen bei NewHorizon in Cloud und DevOps bis März 2026. </w:t>
-      </w:r>
-      <w:r>
-        <w:rPr>
-          <w:rFonts w:asciiTheme="majorHAnsi" w:hAnsiTheme="majorHAnsi" w:cstheme="majorHAnsi"/>
-          <w:sz w:val="24"/>
-          <w:szCs w:val="24"/>
-        </w:rPr>
-        <w:t>Ich bin auch flexibel, wenn ich früher anfangen muss.</w:t>
+        <w:t xml:space="preserve">Jetzt mache ich Weiterbildungen bei NewHorizon in Cloud und DevOps bis </w:t>
+      </w:r>
+      <w:r>
+        <w:rPr>
+          <w:rFonts w:asciiTheme="majorHAnsi" w:hAnsiTheme="majorHAnsi" w:cstheme="majorHAnsi"/>
+          <w:sz w:val="24"/>
+          <w:szCs w:val="24"/>
+        </w:rPr>
+        <w:t>März</w:t>
+      </w:r>
+      <w:r>
+        <w:rPr>
+          <w:rFonts w:asciiTheme="majorHAnsi" w:hAnsiTheme="majorHAnsi" w:cstheme="majorHAnsi"/>
+          <w:sz w:val="24"/>
+          <w:szCs w:val="24"/>
+        </w:rPr>
+        <w:t xml:space="preserve"> 2026. </w:t>
+      </w:r>
+      <w:r>
+        <w:rPr>
+          <w:rFonts w:asciiTheme="majorHAnsi" w:hAnsiTheme="majorHAnsi" w:cstheme="majorHAnsi"/>
+          <w:sz w:val="24"/>
+          <w:szCs w:val="24"/>
+        </w:rPr>
+        <w:t xml:space="preserve">Ich bin </w:t>
+      </w:r>
+      <w:r>
+        <w:rPr>
+          <w:rFonts w:asciiTheme="majorHAnsi" w:hAnsiTheme="majorHAnsi" w:cstheme="majorHAnsi"/>
+          <w:sz w:val="24"/>
+          <w:szCs w:val="24"/>
+        </w:rPr>
+        <w:t>ab April verfügbar</w:t>
+      </w:r>
+      <w:r>
+        <w:rPr>
+          <w:rFonts w:asciiTheme="majorHAnsi" w:hAnsiTheme="majorHAnsi" w:cstheme="majorHAnsi"/>
+          <w:sz w:val="24"/>
+          <w:szCs w:val="24"/>
+        </w:rPr>
+        <w:t>.</w:t>
       </w:r>
       <w:r>
         <w:rPr>
@@ -3019,7 +2999,6 @@
   <w:style w:type="character" w:default="1" w:styleId="DefaultParagraphFont">
     <w:name w:val="Default Paragraph Font"/>
     <w:uiPriority w:val="1"/>
-    <w:semiHidden/>
     <w:unhideWhenUsed/>
   </w:style>
   <w:style w:type="table" w:default="1" w:styleId="TableNormal">
